--- a/tillsyn/S 3393-2025 tillsynsbegäran.docx
+++ b/tillsyn/S 3393-2025 tillsynsbegäran.docx
@@ -1361,7 +1361,7 @@
     <w:r>
       <w:tab/>
       <w:tab/>
-      <w:t>2026-09-14</w:t>
+      <w:t>2026-09-15</w:t>
       <w:br/>
       <w:br/>
     </w:r>

--- a/tillsyn/S 3393-2025 tillsynsbegäran.docx
+++ b/tillsyn/S 3393-2025 tillsynsbegäran.docx
@@ -1361,7 +1361,7 @@
     <w:r>
       <w:tab/>
       <w:tab/>
-      <w:t>2026-09-15</w:t>
+      <w:t>2026-09-16</w:t>
       <w:br/>
       <w:br/>
     </w:r>

--- a/tillsyn/S 3393-2025 tillsynsbegäran.docx
+++ b/tillsyn/S 3393-2025 tillsynsbegäran.docx
@@ -1361,7 +1361,7 @@
     <w:r>
       <w:tab/>
       <w:tab/>
-      <w:t>2026-09-16</w:t>
+      <w:t>2026-09-17</w:t>
       <w:br/>
       <w:br/>
     </w:r>

--- a/tillsyn/S 3393-2025 tillsynsbegäran.docx
+++ b/tillsyn/S 3393-2025 tillsynsbegäran.docx
@@ -1361,7 +1361,7 @@
     <w:r>
       <w:tab/>
       <w:tab/>
-      <w:t>2026-09-17</w:t>
+      <w:t>2026-09-18</w:t>
       <w:br/>
       <w:br/>
     </w:r>

--- a/tillsyn/S 3393-2025 tillsynsbegäran.docx
+++ b/tillsyn/S 3393-2025 tillsynsbegäran.docx
@@ -1361,7 +1361,7 @@
     <w:r>
       <w:tab/>
       <w:tab/>
-      <w:t>2026-09-18</w:t>
+      <w:t>2026-09-19</w:t>
       <w:br/>
       <w:br/>
     </w:r>

--- a/tillsyn/S 3393-2025 tillsynsbegäran.docx
+++ b/tillsyn/S 3393-2025 tillsynsbegäran.docx
@@ -1361,7 +1361,7 @@
     <w:r>
       <w:tab/>
       <w:tab/>
-      <w:t>2026-09-19</w:t>
+      <w:t>2026-09-21</w:t>
       <w:br/>
       <w:br/>
     </w:r>

--- a/tillsyn/S 3393-2025 tillsynsbegäran.docx
+++ b/tillsyn/S 3393-2025 tillsynsbegäran.docx
@@ -1361,7 +1361,7 @@
     <w:r>
       <w:tab/>
       <w:tab/>
-      <w:t>2026-09-21</w:t>
+      <w:t>2026-09-23</w:t>
       <w:br/>
       <w:br/>
     </w:r>

--- a/tillsyn/S 3393-2025 tillsynsbegäran.docx
+++ b/tillsyn/S 3393-2025 tillsynsbegäran.docx
@@ -1361,7 +1361,7 @@
     <w:r>
       <w:tab/>
       <w:tab/>
-      <w:t>2026-09-23</w:t>
+      <w:t>2026-09-24</w:t>
       <w:br/>
       <w:br/>
     </w:r>

--- a/tillsyn/S 3393-2025 tillsynsbegäran.docx
+++ b/tillsyn/S 3393-2025 tillsynsbegäran.docx
@@ -1361,7 +1361,7 @@
     <w:r>
       <w:tab/>
       <w:tab/>
-      <w:t>2026-09-24</w:t>
+      <w:t>2026-09-25</w:t>
       <w:br/>
       <w:br/>
     </w:r>

--- a/tillsyn/S 3393-2025 tillsynsbegäran.docx
+++ b/tillsyn/S 3393-2025 tillsynsbegäran.docx
@@ -1361,7 +1361,7 @@
     <w:r>
       <w:tab/>
       <w:tab/>
-      <w:t>2026-09-25</w:t>
+      <w:t>2026-09-26</w:t>
       <w:br/>
       <w:br/>
     </w:r>

--- a/tillsyn/S 3393-2025 tillsynsbegäran.docx
+++ b/tillsyn/S 3393-2025 tillsynsbegäran.docx
@@ -1361,7 +1361,7 @@
     <w:r>
       <w:tab/>
       <w:tab/>
-      <w:t>2026-09-26</w:t>
+      <w:t>2026-09-27</w:t>
       <w:br/>
       <w:br/>
     </w:r>

--- a/tillsyn/S 3393-2025 tillsynsbegäran.docx
+++ b/tillsyn/S 3393-2025 tillsynsbegäran.docx
@@ -1361,7 +1361,7 @@
     <w:r>
       <w:tab/>
       <w:tab/>
-      <w:t>2026-09-27</w:t>
+      <w:t>2026-09-28</w:t>
       <w:br/>
       <w:br/>
     </w:r>

--- a/tillsyn/S 3393-2025 tillsynsbegäran.docx
+++ b/tillsyn/S 3393-2025 tillsynsbegäran.docx
@@ -1361,7 +1361,7 @@
     <w:r>
       <w:tab/>
       <w:tab/>
-      <w:t>2026-09-28</w:t>
+      <w:t>2026-09-29</w:t>
       <w:br/>
       <w:br/>
     </w:r>

--- a/tillsyn/S 3393-2025 tillsynsbegäran.docx
+++ b/tillsyn/S 3393-2025 tillsynsbegäran.docx
@@ -1361,7 +1361,7 @@
     <w:r>
       <w:tab/>
       <w:tab/>
-      <w:t>2026-09-29</w:t>
+      <w:t>2026-09-30</w:t>
       <w:br/>
       <w:br/>
     </w:r>

--- a/tillsyn/S 3393-2025 tillsynsbegäran.docx
+++ b/tillsyn/S 3393-2025 tillsynsbegäran.docx
@@ -1361,7 +1361,7 @@
     <w:r>
       <w:tab/>
       <w:tab/>
-      <w:t>2026-09-30</w:t>
+      <w:t>2026-10-01</w:t>
       <w:br/>
       <w:br/>
     </w:r>

--- a/tillsyn/S 3393-2025 tillsynsbegäran.docx
+++ b/tillsyn/S 3393-2025 tillsynsbegäran.docx
@@ -1361,7 +1361,7 @@
     <w:r>
       <w:tab/>
       <w:tab/>
-      <w:t>2026-10-01</w:t>
+      <w:t>2026-10-02</w:t>
       <w:br/>
       <w:br/>
     </w:r>

--- a/tillsyn/S 3393-2025 tillsynsbegäran.docx
+++ b/tillsyn/S 3393-2025 tillsynsbegäran.docx
@@ -1361,7 +1361,7 @@
     <w:r>
       <w:tab/>
       <w:tab/>
-      <w:t>2026-10-02</w:t>
+      <w:t>2026-10-03</w:t>
       <w:br/>
       <w:br/>
     </w:r>

--- a/tillsyn/S 3393-2025 tillsynsbegäran.docx
+++ b/tillsyn/S 3393-2025 tillsynsbegäran.docx
@@ -1361,7 +1361,7 @@
     <w:r>
       <w:tab/>
       <w:tab/>
-      <w:t>2026-10-03</w:t>
+      <w:t>2026-10-04</w:t>
       <w:br/>
       <w:br/>
     </w:r>

--- a/tillsyn/S 3393-2025 tillsynsbegäran.docx
+++ b/tillsyn/S 3393-2025 tillsynsbegäran.docx
@@ -1361,7 +1361,7 @@
     <w:r>
       <w:tab/>
       <w:tab/>
-      <w:t>2026-10-04</w:t>
+      <w:t>2026-10-05</w:t>
       <w:br/>
       <w:br/>
     </w:r>

--- a/tillsyn/S 3393-2025 tillsynsbegäran.docx
+++ b/tillsyn/S 3393-2025 tillsynsbegäran.docx
@@ -1361,7 +1361,7 @@
     <w:r>
       <w:tab/>
       <w:tab/>
-      <w:t>2026-10-05</w:t>
+      <w:t>2026-10-06</w:t>
       <w:br/>
       <w:br/>
     </w:r>

--- a/tillsyn/S 3393-2025 tillsynsbegäran.docx
+++ b/tillsyn/S 3393-2025 tillsynsbegäran.docx
@@ -1361,7 +1361,7 @@
     <w:r>
       <w:tab/>
       <w:tab/>
-      <w:t>2026-10-06</w:t>
+      <w:t>2026-10-07</w:t>
       <w:br/>
       <w:br/>
     </w:r>

--- a/tillsyn/S 3393-2025 tillsynsbegäran.docx
+++ b/tillsyn/S 3393-2025 tillsynsbegäran.docx
@@ -1361,7 +1361,7 @@
     <w:r>
       <w:tab/>
       <w:tab/>
-      <w:t>2026-10-07</w:t>
+      <w:t>2026-10-08</w:t>
       <w:br/>
       <w:br/>
     </w:r>

--- a/tillsyn/S 3393-2025 tillsynsbegäran.docx
+++ b/tillsyn/S 3393-2025 tillsynsbegäran.docx
@@ -1361,7 +1361,7 @@
     <w:r>
       <w:tab/>
       <w:tab/>
-      <w:t>2026-10-08</w:t>
+      <w:t>2026-10-09</w:t>
       <w:br/>
       <w:br/>
     </w:r>

--- a/tillsyn/S 3393-2025 tillsynsbegäran.docx
+++ b/tillsyn/S 3393-2025 tillsynsbegäran.docx
@@ -1361,7 +1361,7 @@
     <w:r>
       <w:tab/>
       <w:tab/>
-      <w:t>2026-10-09</w:t>
+      <w:t>2026-10-10</w:t>
       <w:br/>
       <w:br/>
     </w:r>

--- a/tillsyn/S 3393-2025 tillsynsbegäran.docx
+++ b/tillsyn/S 3393-2025 tillsynsbegäran.docx
@@ -1361,7 +1361,7 @@
     <w:r>
       <w:tab/>
       <w:tab/>
-      <w:t>2026-10-10</w:t>
+      <w:t>2026-10-11</w:t>
       <w:br/>
       <w:br/>
     </w:r>

--- a/tillsyn/S 3393-2025 tillsynsbegäran.docx
+++ b/tillsyn/S 3393-2025 tillsynsbegäran.docx
@@ -1361,7 +1361,7 @@
     <w:r>
       <w:tab/>
       <w:tab/>
-      <w:t>2026-10-11</w:t>
+      <w:t>2026-10-12</w:t>
       <w:br/>
       <w:br/>
     </w:r>

--- a/tillsyn/S 3393-2025 tillsynsbegäran.docx
+++ b/tillsyn/S 3393-2025 tillsynsbegäran.docx
@@ -1361,7 +1361,7 @@
     <w:r>
       <w:tab/>
       <w:tab/>
-      <w:t>2026-10-12</w:t>
+      <w:t>2026-10-13</w:t>
       <w:br/>
       <w:br/>
     </w:r>

--- a/tillsyn/S 3393-2025 tillsynsbegäran.docx
+++ b/tillsyn/S 3393-2025 tillsynsbegäran.docx
@@ -1361,7 +1361,7 @@
     <w:r>
       <w:tab/>
       <w:tab/>
-      <w:t>2026-10-13</w:t>
+      <w:t>2026-10-14</w:t>
       <w:br/>
       <w:br/>
     </w:r>

--- a/tillsyn/S 3393-2025 tillsynsbegäran.docx
+++ b/tillsyn/S 3393-2025 tillsynsbegäran.docx
@@ -1361,7 +1361,7 @@
     <w:r>
       <w:tab/>
       <w:tab/>
-      <w:t>2026-10-14</w:t>
+      <w:t>2026-10-15</w:t>
       <w:br/>
       <w:br/>
     </w:r>

--- a/tillsyn/S 3393-2025 tillsynsbegäran.docx
+++ b/tillsyn/S 3393-2025 tillsynsbegäran.docx
@@ -1361,7 +1361,7 @@
     <w:r>
       <w:tab/>
       <w:tab/>
-      <w:t>2026-10-15</w:t>
+      <w:t>2026-10-16</w:t>
       <w:br/>
       <w:br/>
     </w:r>

--- a/tillsyn/S 3393-2025 tillsynsbegäran.docx
+++ b/tillsyn/S 3393-2025 tillsynsbegäran.docx
@@ -1361,7 +1361,7 @@
     <w:r>
       <w:tab/>
       <w:tab/>
-      <w:t>2026-10-16</w:t>
+      <w:t>2026-10-17</w:t>
       <w:br/>
       <w:br/>
     </w:r>

--- a/tillsyn/S 3393-2025 tillsynsbegäran.docx
+++ b/tillsyn/S 3393-2025 tillsynsbegäran.docx
@@ -1361,7 +1361,7 @@
     <w:r>
       <w:tab/>
       <w:tab/>
-      <w:t>2026-10-17</w:t>
+      <w:t>2026-10-18</w:t>
       <w:br/>
       <w:br/>
     </w:r>

--- a/tillsyn/S 3393-2025 tillsynsbegäran.docx
+++ b/tillsyn/S 3393-2025 tillsynsbegäran.docx
@@ -1361,7 +1361,7 @@
     <w:r>
       <w:tab/>
       <w:tab/>
-      <w:t>2026-10-18</w:t>
+      <w:t>2026-10-19</w:t>
       <w:br/>
       <w:br/>
     </w:r>

--- a/tillsyn/S 3393-2025 tillsynsbegäran.docx
+++ b/tillsyn/S 3393-2025 tillsynsbegäran.docx
@@ -65,7 +65,7 @@
     </w:p>
     <w:p>
       <w:r>
-        <w:t>I samrådsanmälan finns fynd av 8 naturvårdsarter, varav 6 är rödlistade, 2 är fridlysta, 8 är typiska (T) och 2 är signalarter (S): garnlav (VU, T), knärot (VU, T, §8), gammelgransskål (NT, T), stiftgelélav (NT, T), tretåig hackspett (NT, T, §4), ullticka (NT, T), skinnlav (S, T) och stuplav (S, T). Se Figur 1.</w:t>
+        <w:t>I samrådsanmälan finns fynd av 9 naturvårdsarter, varav 7 är rödlistade, 2 är fridlysta, 9 är typiska (T) och 2 är signalarter (S): garnlav (VU, T), knärot (VU, T, §8), dropptaggsvamp (NT, T), gammelgransskål (NT, T), stiftgelélav (NT, T), tretåig hackspett (NT, T, §4), ullticka (NT, T), skinnlav (S, T) och stuplav (S, T). Se Figur 1.</w:t>
       </w:r>
     </w:p>
     <w:p>
@@ -182,7 +182,7 @@
     </w:p>
     <w:p>
       <w:r>
-        <w:t>I det samrådsanmälda området finns 1 fyndplatser för knärot registrerade på Artportalen. Figur 2 visar gränserna för buffertzoner på 50 m, som behöver lämnas kring fyndplatserna för att knärotslokalerna inte ska försvinna vid en avverkning. Av det samrådsanmälda området överlappar 0.79 ha med buffertzonerna och får av detta skäl inte avverkas.</w:t>
+        <w:t>I det samrådsanmälda området finns 2 fyndplatser för knärot registrerade på Artportalen. Figur 2 visar gränserna för buffertzoner på 50 m, som behöver lämnas kring fyndplatserna för att knärotslokalerna inte ska försvinna vid en avverkning. Av det samrådsanmälda området överlappar 1.57 ha med buffertzonerna och får av detta skäl inte avverkas.</w:t>
       </w:r>
     </w:p>
     <w:p>
@@ -238,6 +238,26 @@
         <w:rPr>
           <w:b/>
         </w:rPr>
+        <w:t>Dropptaggsvamp (NT)</w:t>
+      </w:r>
+      <w:r>
+        <w:t xml:space="preserve"> bildar mykorrhiza med tall, främst i barrskog med trädkontinuitet, i magra, torra och ljusöppna lavtallskogar och i barrblandskogar med friskmossor och lingon i fältskiktet. Den totala populationen i landet har minskat och bedöms fortsätta minska till följd av slutavverkningar av tallskog. Det är högst oklart om arten långsiktigt kan etablera och reproducera sig i skogsbestånd som brukas med trakthyggesmetoder, markberedning, gödsling eller föryngring med förädlat plantmaterial. Uppfyller kriterierna för att bli rödlistad på grund av ny kunskap som visar att en större andel av populationen än tidigare bedömt är knuten till kontinuitetsbarrskog. Minskningstakten för den svenska populationen bedöms vara nära gränsvärdet för Sårbar (VU). Dropptaggsvamp är typisk art för </w:t>
+      </w:r>
+      <w:r>
+        <w:rPr>
+          <w:i/>
+        </w:rPr>
+        <w:t xml:space="preserve">9010 Taiga </w:t>
+      </w:r>
+      <w:r>
+        <w:t>(SLU Artdatabanken, 2026).</w:t>
+      </w:r>
+    </w:p>
+    <w:p>
+      <w:r>
+        <w:rPr>
+          <w:b/>
+        </w:rPr>
         <w:t>Gammelgransskål (NT)</w:t>
       </w:r>
       <w:r>
@@ -480,7 +500,7 @@
     </w:p>
     <w:p>
       <w:r>
-        <w:t>Följande typiska arter har sina livsmiljöer och växtplatser i den samrådsanmälda skogen: garnlav (VU, T), knärot (VU, T, §8), gammelgransskål (NT, T), stiftgelélav (NT, T), tretåig hackspett (NT, T, §4), ullticka (NT, T), skinnlav (S, T) och stuplav (S, T).</w:t>
+        <w:t>Följande typiska arter har sina livsmiljöer och växtplatser i den samrådsanmälda skogen: garnlav (VU, T), knärot (VU, T, §8), dropptaggsvamp (NT, T), gammelgransskål (NT, T), stiftgelélav (NT, T), tretåig hackspett (NT, T, §4), ullticka (NT, T), skinnlav (S, T) och stuplav (S, T).</w:t>
       </w:r>
     </w:p>
     <w:p>
@@ -1361,7 +1381,7 @@
     <w:r>
       <w:tab/>
       <w:tab/>
-      <w:t>2026-10-19</w:t>
+      <w:t>2026-10-20</w:t>
       <w:br/>
       <w:br/>
     </w:r>

--- a/tillsyn/S 3393-2025 tillsynsbegäran.docx
+++ b/tillsyn/S 3393-2025 tillsynsbegäran.docx
@@ -1381,7 +1381,7 @@
     <w:r>
       <w:tab/>
       <w:tab/>
-      <w:t>2026-10-20</w:t>
+      <w:t>2026-10-21</w:t>
       <w:br/>
       <w:br/>
     </w:r>

--- a/tillsyn/S 3393-2025 tillsynsbegäran.docx
+++ b/tillsyn/S 3393-2025 tillsynsbegäran.docx
@@ -1381,7 +1381,7 @@
     <w:r>
       <w:tab/>
       <w:tab/>
-      <w:t>2026-10-21</w:t>
+      <w:t>2026-10-22</w:t>
       <w:br/>
       <w:br/>
     </w:r>

--- a/tillsyn/S 3393-2025 tillsynsbegäran.docx
+++ b/tillsyn/S 3393-2025 tillsynsbegäran.docx
@@ -1381,7 +1381,7 @@
     <w:r>
       <w:tab/>
       <w:tab/>
-      <w:t>2026-10-22</w:t>
+      <w:t>2026-10-23</w:t>
       <w:br/>
       <w:br/>
     </w:r>

--- a/tillsyn/S 3393-2025 tillsynsbegäran.docx
+++ b/tillsyn/S 3393-2025 tillsynsbegäran.docx
@@ -1381,7 +1381,7 @@
     <w:r>
       <w:tab/>
       <w:tab/>
-      <w:t>2026-10-23</w:t>
+      <w:t>2026-10-24</w:t>
       <w:br/>
       <w:br/>
     </w:r>

--- a/tillsyn/S 3393-2025 tillsynsbegäran.docx
+++ b/tillsyn/S 3393-2025 tillsynsbegäran.docx
@@ -1381,7 +1381,7 @@
     <w:r>
       <w:tab/>
       <w:tab/>
-      <w:t>2026-10-24</w:t>
+      <w:t>2026-10-25</w:t>
       <w:br/>
       <w:br/>
     </w:r>

--- a/tillsyn/S 3393-2025 tillsynsbegäran.docx
+++ b/tillsyn/S 3393-2025 tillsynsbegäran.docx
@@ -1381,7 +1381,7 @@
     <w:r>
       <w:tab/>
       <w:tab/>
-      <w:t>2026-10-25</w:t>
+      <w:t>2026-10-26</w:t>
       <w:br/>
       <w:br/>
     </w:r>

--- a/tillsyn/S 3393-2025 tillsynsbegäran.docx
+++ b/tillsyn/S 3393-2025 tillsynsbegäran.docx
@@ -1381,7 +1381,7 @@
     <w:r>
       <w:tab/>
       <w:tab/>
-      <w:t>2026-10-26</w:t>
+      <w:t>2026-10-27</w:t>
       <w:br/>
       <w:br/>
     </w:r>

--- a/tillsyn/S 3393-2025 tillsynsbegäran.docx
+++ b/tillsyn/S 3393-2025 tillsynsbegäran.docx
@@ -1381,7 +1381,7 @@
     <w:r>
       <w:tab/>
       <w:tab/>
-      <w:t>2026-10-27</w:t>
+      <w:t>2026-10-28</w:t>
       <w:br/>
       <w:br/>
     </w:r>

--- a/tillsyn/S 3393-2025 tillsynsbegäran.docx
+++ b/tillsyn/S 3393-2025 tillsynsbegäran.docx
@@ -1381,7 +1381,7 @@
     <w:r>
       <w:tab/>
       <w:tab/>
-      <w:t>2026-10-28</w:t>
+      <w:t>2026-10-29</w:t>
       <w:br/>
       <w:br/>
     </w:r>

--- a/tillsyn/S 3393-2025 tillsynsbegäran.docx
+++ b/tillsyn/S 3393-2025 tillsynsbegäran.docx
@@ -1381,7 +1381,7 @@
     <w:r>
       <w:tab/>
       <w:tab/>
-      <w:t>2026-10-29</w:t>
+      <w:t>2026-10-31</w:t>
       <w:br/>
       <w:br/>
     </w:r>
